--- a/templates/ΑΠΟΦΑΣΗ_ΕΙΔΙΚΗ_ΑΔΕΙΑ_ΠΕΝΘΟΥΣ1.docx
+++ b/templates/ΑΠΟΦΑΣΗ_ΕΙΔΙΚΗ_ΑΔΕΙΑ_ΠΕΝΘΟΥΣ1.docx
@@ -9,6 +9,157 @@
           <w:rFonts w:ascii="Calibri" w:hAnsi="Calibri"/>
         </w:rPr>
       </w:pPr>
+      <w:r>
+        <w:rPr>
+          <w:rFonts w:ascii="Calibri" w:hAnsi="Calibri"/>
+          <w:noProof/>
+        </w:rPr>
+        <w:pict>
+          <v:shapetype id="_x0000_t202" coordsize="21600,21600" o:spt="202" path="m,l,21600r21600,l21600,xe">
+            <v:stroke joinstyle="miter"/>
+            <v:path gradientshapeok="t" o:connecttype="rect"/>
+          </v:shapetype>
+          <v:shape id="_x0000_s1034" type="#_x0000_t202" style="position:absolute;left:0;text-align:left;margin-left:299.4pt;margin-top:35.05pt;width:180.6pt;height:41.25pt;z-index:251664384;visibility:visible" o:gfxdata="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" stroked="f">
+            <v:textbox style="mso-next-textbox:#_x0000_s1034">
+              <w:txbxContent>
+                <w:p>
+                  <w:pPr>
+                    <w:rPr>
+                      <w:rFonts w:ascii="Calibri" w:hAnsi="Calibri"/>
+                      <w:sz w:val="22"/>
+                      <w:szCs w:val="24"/>
+                    </w:rPr>
+                  </w:pPr>
+                  <w:r>
+                    <w:rPr>
+                      <w:rFonts w:ascii="Calibri" w:hAnsi="Calibri"/>
+                      <w:spacing w:val="-1"/>
+                      <w:sz w:val="22"/>
+                      <w:szCs w:val="24"/>
+                    </w:rPr>
+                    <w:t xml:space="preserve">Άργος,  </w:t>
+                  </w:r>
+                  <w:r>
+                    <w:rPr>
+                      <w:rFonts w:ascii="Calibri" w:hAnsi="Calibri"/>
+                      <w:spacing w:val="-1"/>
+                      <w:sz w:val="22"/>
+                      <w:szCs w:val="24"/>
+                      <w:lang w:val="en-US"/>
+                    </w:rPr>
+                    <w:t xml:space="preserve">{{ </w:t>
+                  </w:r>
+                  <w:proofErr w:type="spellStart"/>
+                  <w:r>
+                    <w:rPr>
+                      <w:rFonts w:ascii="Calibri" w:hAnsi="Calibri"/>
+                      <w:spacing w:val="-1"/>
+                      <w:sz w:val="22"/>
+                      <w:szCs w:val="24"/>
+                      <w:lang w:val="en-US"/>
+                    </w:rPr>
+                    <w:t>hmer_protocollou</w:t>
+                  </w:r>
+                  <w:proofErr w:type="spellEnd"/>
+                  <w:r>
+                    <w:rPr>
+                      <w:rFonts w:ascii="Calibri" w:hAnsi="Calibri"/>
+                      <w:spacing w:val="-1"/>
+                      <w:sz w:val="22"/>
+                      <w:szCs w:val="24"/>
+                      <w:lang w:val="en-US"/>
+                    </w:rPr>
+                    <w:t xml:space="preserve"> }}</w:t>
+                  </w:r>
+                  <w:r>
+                    <w:rPr>
+                      <w:rFonts w:ascii="Calibri" w:hAnsi="Calibri"/>
+                      <w:sz w:val="22"/>
+                      <w:szCs w:val="24"/>
+                    </w:rPr>
+                    <w:t xml:space="preserve"> </w:t>
+                  </w:r>
+                </w:p>
+                <w:p>
+                  <w:pPr>
+                    <w:rPr>
+                      <w:rFonts w:ascii="Calibri" w:hAnsi="Calibri"/>
+                      <w:sz w:val="22"/>
+                      <w:szCs w:val="24"/>
+                      <w:lang w:val="en-US"/>
+                    </w:rPr>
+                  </w:pPr>
+                  <w:r>
+                    <w:rPr>
+                      <w:rFonts w:ascii="Calibri" w:hAnsi="Calibri"/>
+                      <w:sz w:val="22"/>
+                      <w:szCs w:val="24"/>
+                    </w:rPr>
+                    <w:t xml:space="preserve">Αρ. </w:t>
+                  </w:r>
+                  <w:proofErr w:type="spellStart"/>
+                  <w:r>
+                    <w:rPr>
+                      <w:rFonts w:ascii="Calibri" w:hAnsi="Calibri"/>
+                      <w:sz w:val="22"/>
+                      <w:szCs w:val="24"/>
+                    </w:rPr>
+                    <w:t>Πρωτ</w:t>
+                  </w:r>
+                  <w:proofErr w:type="spellEnd"/>
+                  <w:r>
+                    <w:rPr>
+                      <w:rFonts w:ascii="Calibri" w:hAnsi="Calibri"/>
+                      <w:sz w:val="22"/>
+                      <w:szCs w:val="24"/>
+                    </w:rPr>
+                    <w:t xml:space="preserve"> : </w:t>
+                  </w:r>
+                  <w:r>
+                    <w:rPr>
+                      <w:rFonts w:ascii="Calibri" w:hAnsi="Calibri"/>
+                      <w:sz w:val="22"/>
+                      <w:szCs w:val="24"/>
+                      <w:lang w:val="en-US"/>
+                    </w:rPr>
+                    <w:t xml:space="preserve">{{ </w:t>
+                  </w:r>
+                  <w:proofErr w:type="spellStart"/>
+                  <w:r>
+                    <w:rPr>
+                      <w:rFonts w:ascii="Calibri" w:hAnsi="Calibri"/>
+                      <w:sz w:val="22"/>
+                      <w:szCs w:val="24"/>
+                      <w:lang w:val="en-US"/>
+                    </w:rPr>
+                    <w:t>protocollo_adeias</w:t>
+                  </w:r>
+                  <w:proofErr w:type="spellEnd"/>
+                  <w:r>
+                    <w:rPr>
+                      <w:rFonts w:ascii="Calibri" w:hAnsi="Calibri"/>
+                      <w:sz w:val="22"/>
+                      <w:szCs w:val="24"/>
+                      <w:lang w:val="en-US"/>
+                    </w:rPr>
+                    <w:t xml:space="preserve"> }}</w:t>
+                  </w:r>
+                </w:p>
+                <w:p>
+                  <w:pPr>
+                    <w:rPr>
+                      <w:rFonts w:ascii="Calibri" w:hAnsi="Calibri"/>
+                      <w:sz w:val="24"/>
+                      <w:szCs w:val="24"/>
+                      <w:lang w:val="en-US"/>
+                    </w:rPr>
+                  </w:pPr>
+                </w:p>
+              </w:txbxContent>
+            </v:textbox>
+          </v:shape>
+        </w:pict>
+      </w:r>
       <w:r>
         <w:rPr>
           <w:rFonts w:ascii="Calibri" w:hAnsi="Calibri"/>
@@ -76,10 +227,6 @@
           <w:szCs w:val="24"/>
         </w:rPr>
         <w:pict>
-          <v:shapetype id="_x0000_t202" coordsize="21600,21600" o:spt="202" path="m,l,21600r21600,l21600,xe">
-            <v:stroke joinstyle="miter"/>
-            <v:path gradientshapeok="t" o:connecttype="rect"/>
-          </v:shapetype>
           <v:shape id="_x0000_s1031" type="#_x0000_t202" style="position:absolute;left:0;text-align:left;margin-left:6.9pt;margin-top:10pt;width:210.35pt;height:113.25pt;z-index:251662336;visibility:visible" o:gfxdata="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" stroked="f">
             <v:textbox style="mso-next-textbox:#_x0000_s1031">
               <w:txbxContent>
@@ -704,90 +851,6 @@
       </w:r>
       <w:r>
         <w:rPr>
-          <w:noProof/>
-          <w:sz w:val="18"/>
-        </w:rPr>
-        <w:pict>
-          <v:shape id="_x0000_s1030" type="#_x0000_t202" style="position:absolute;left:0;text-align:left;margin-left:299.4pt;margin-top:-207.7pt;width:180.6pt;height:41.25pt;z-index:251661312;visibility:visible" o:gfxdata="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" stroked="f">
-            <v:textbox style="mso-next-textbox:#_x0000_s1030">
-              <w:txbxContent>
-                <w:p>
-                  <w:pPr>
-                    <w:rPr>
-                      <w:rFonts w:ascii="Calibri" w:hAnsi="Calibri"/>
-                      <w:b/>
-                      <w:sz w:val="22"/>
-                      <w:szCs w:val="24"/>
-                    </w:rPr>
-                  </w:pPr>
-                  <w:r>
-                    <w:rPr>
-                      <w:rFonts w:ascii="Calibri" w:hAnsi="Calibri"/>
-                      <w:b/>
-                      <w:sz w:val="22"/>
-                      <w:szCs w:val="24"/>
-                    </w:rPr>
-                    <w:t xml:space="preserve">Αρ. </w:t>
-                  </w:r>
-                  <w:proofErr w:type="spellStart"/>
-                  <w:r>
-                    <w:rPr>
-                      <w:rFonts w:ascii="Calibri" w:hAnsi="Calibri"/>
-                      <w:b/>
-                      <w:sz w:val="22"/>
-                      <w:szCs w:val="24"/>
-                    </w:rPr>
-                    <w:t>Πρωτ</w:t>
-                  </w:r>
-                  <w:proofErr w:type="spellEnd"/>
-                  <w:r>
-                    <w:rPr>
-                      <w:rFonts w:ascii="Calibri" w:hAnsi="Calibri"/>
-                      <w:b/>
-                      <w:sz w:val="22"/>
-                      <w:szCs w:val="24"/>
-                    </w:rPr>
-                    <w:t xml:space="preserve"> : ……………..</w:t>
-                  </w:r>
-                </w:p>
-                <w:p>
-                  <w:pPr>
-                    <w:ind w:left="709" w:hanging="709"/>
-                    <w:rPr>
-                      <w:rFonts w:ascii="Calibri" w:hAnsi="Calibri"/>
-                      <w:b/>
-                      <w:sz w:val="24"/>
-                      <w:szCs w:val="24"/>
-                    </w:rPr>
-                  </w:pPr>
-                  <w:r>
-                    <w:rPr>
-                      <w:rFonts w:ascii="Calibri" w:hAnsi="Calibri"/>
-                      <w:b/>
-                      <w:spacing w:val="-1"/>
-                      <w:sz w:val="22"/>
-                      <w:szCs w:val="24"/>
-                    </w:rPr>
-                    <w:t xml:space="preserve">Ημερομηνία: </w:t>
-                  </w:r>
-                  <w:r>
-                    <w:rPr>
-                      <w:rFonts w:ascii="Calibri" w:hAnsi="Calibri"/>
-                      <w:b/>
-                      <w:spacing w:val="-1"/>
-                      <w:sz w:val="22"/>
-                      <w:szCs w:val="24"/>
-                    </w:rPr>
-                    <w:t>………………………</w:t>
-                  </w:r>
-                </w:p>
-              </w:txbxContent>
-            </v:textbox>
-          </v:shape>
-        </w:pict>
-      </w:r>
-      <w:r>
-        <w:rPr>
           <w:rFonts w:ascii="Calibri" w:hAnsi="Calibri"/>
         </w:rPr>
         <w:br w:type="column"/>
@@ -1057,6 +1120,7 @@
           <w:tab w:val="left" w:pos="1418"/>
           <w:tab w:val="center" w:pos="4677"/>
         </w:tabs>
+        <w:spacing w:line="276" w:lineRule="auto"/>
         <w:jc w:val="both"/>
         <w:rPr>
           <w:rFonts w:asciiTheme="minorHAnsi" w:hAnsiTheme="minorHAnsi"/>
@@ -1070,15 +1134,23 @@
           <w:sz w:val="22"/>
           <w:szCs w:val="22"/>
         </w:rPr>
-        <w:t xml:space="preserve">Την αίτηση με ημερομηνία </w:t>
-      </w:r>
-      <w:r>
-        <w:rPr>
-          <w:rFonts w:asciiTheme="minorHAnsi" w:hAnsiTheme="minorHAnsi"/>
-          <w:sz w:val="22"/>
-          <w:szCs w:val="22"/>
-        </w:rPr>
-        <w:t xml:space="preserve">………………. </w:t>
+        <w:t xml:space="preserve">Την αίτηση με </w:t>
+      </w:r>
+      <w:r>
+        <w:rPr>
+          <w:rFonts w:asciiTheme="minorHAnsi" w:hAnsiTheme="minorHAnsi"/>
+          <w:sz w:val="22"/>
+          <w:szCs w:val="22"/>
+        </w:rPr>
+        <w:t xml:space="preserve">Α.Π. </w:t>
+      </w:r>
+      <w:r>
+        <w:rPr>
+          <w:rFonts w:asciiTheme="minorHAnsi" w:hAnsiTheme="minorHAnsi"/>
+          <w:sz w:val="22"/>
+          <w:szCs w:val="22"/>
+        </w:rPr>
+        <w:t>{{</w:t>
       </w:r>
       <w:r>
         <w:rPr>
@@ -1088,13 +1160,281 @@
         </w:rPr>
         <w:t xml:space="preserve"> </w:t>
       </w:r>
-      <w:r>
-        <w:rPr>
-          <w:rFonts w:asciiTheme="minorHAnsi" w:hAnsiTheme="minorHAnsi"/>
-          <w:sz w:val="22"/>
-          <w:szCs w:val="22"/>
-        </w:rPr>
-        <w:t xml:space="preserve">του κ………………………………………….    , εκπαιδευτικός  ………………………………………………. </w:t>
+      <w:proofErr w:type="spellStart"/>
+      <w:r>
+        <w:rPr>
+          <w:rFonts w:asciiTheme="minorHAnsi" w:hAnsiTheme="minorHAnsi"/>
+          <w:sz w:val="22"/>
+          <w:szCs w:val="22"/>
+        </w:rPr>
+        <w:t>protocollo</w:t>
+      </w:r>
+      <w:r>
+        <w:rPr>
+          <w:rFonts w:asciiTheme="minorHAnsi" w:hAnsiTheme="minorHAnsi"/>
+          <w:sz w:val="22"/>
+          <w:szCs w:val="22"/>
+        </w:rPr>
+        <w:t>_</w:t>
+      </w:r>
+      <w:r>
+        <w:rPr>
+          <w:rFonts w:asciiTheme="minorHAnsi" w:hAnsiTheme="minorHAnsi"/>
+          <w:sz w:val="22"/>
+          <w:szCs w:val="22"/>
+        </w:rPr>
+        <w:t>aithshs</w:t>
+      </w:r>
+      <w:proofErr w:type="spellEnd"/>
+      <w:r>
+        <w:rPr>
+          <w:rFonts w:asciiTheme="minorHAnsi" w:hAnsiTheme="minorHAnsi"/>
+          <w:sz w:val="22"/>
+          <w:szCs w:val="22"/>
+        </w:rPr>
+        <w:t xml:space="preserve"> }}</w:t>
+      </w:r>
+      <w:r>
+        <w:rPr>
+          <w:rFonts w:asciiTheme="minorHAnsi" w:hAnsiTheme="minorHAnsi"/>
+          <w:sz w:val="22"/>
+          <w:szCs w:val="22"/>
+        </w:rPr>
+        <w:t>/</w:t>
+      </w:r>
+      <w:r>
+        <w:rPr>
+          <w:rFonts w:asciiTheme="minorHAnsi" w:hAnsiTheme="minorHAnsi"/>
+          <w:sz w:val="22"/>
+          <w:szCs w:val="22"/>
+        </w:rPr>
+        <w:t xml:space="preserve">{{ </w:t>
+      </w:r>
+      <w:proofErr w:type="spellStart"/>
+      <w:r>
+        <w:rPr>
+          <w:rFonts w:asciiTheme="minorHAnsi" w:hAnsiTheme="minorHAnsi"/>
+          <w:sz w:val="22"/>
+          <w:szCs w:val="22"/>
+        </w:rPr>
+        <w:t>hmer</w:t>
+      </w:r>
+      <w:r>
+        <w:rPr>
+          <w:rFonts w:asciiTheme="minorHAnsi" w:hAnsiTheme="minorHAnsi"/>
+          <w:sz w:val="22"/>
+          <w:szCs w:val="22"/>
+        </w:rPr>
+        <w:t>_</w:t>
+      </w:r>
+      <w:r>
+        <w:rPr>
+          <w:rFonts w:asciiTheme="minorHAnsi" w:hAnsiTheme="minorHAnsi"/>
+          <w:sz w:val="22"/>
+          <w:szCs w:val="22"/>
+        </w:rPr>
+        <w:t>protocollou</w:t>
+      </w:r>
+      <w:r>
+        <w:rPr>
+          <w:rFonts w:asciiTheme="minorHAnsi" w:hAnsiTheme="minorHAnsi"/>
+          <w:sz w:val="22"/>
+          <w:szCs w:val="22"/>
+        </w:rPr>
+        <w:t>_</w:t>
+      </w:r>
+      <w:r>
+        <w:rPr>
+          <w:rFonts w:asciiTheme="minorHAnsi" w:hAnsiTheme="minorHAnsi"/>
+          <w:sz w:val="22"/>
+          <w:szCs w:val="22"/>
+        </w:rPr>
+        <w:t>aithshs</w:t>
+      </w:r>
+      <w:proofErr w:type="spellEnd"/>
+      <w:r>
+        <w:rPr>
+          <w:rFonts w:asciiTheme="minorHAnsi" w:hAnsiTheme="minorHAnsi"/>
+          <w:sz w:val="22"/>
+          <w:szCs w:val="22"/>
+        </w:rPr>
+        <w:t>}}</w:t>
+      </w:r>
+      <w:r>
+        <w:rPr>
+          <w:rFonts w:asciiTheme="minorHAnsi" w:hAnsiTheme="minorHAnsi"/>
+          <w:sz w:val="22"/>
+          <w:szCs w:val="22"/>
+        </w:rPr>
+        <w:t>,</w:t>
+      </w:r>
+      <w:r>
+        <w:rPr>
+          <w:rFonts w:asciiTheme="minorHAnsi" w:hAnsiTheme="minorHAnsi"/>
+          <w:sz w:val="22"/>
+          <w:szCs w:val="22"/>
+        </w:rPr>
+        <w:t xml:space="preserve"> </w:t>
+      </w:r>
+      <w:r>
+        <w:rPr>
+          <w:rFonts w:asciiTheme="minorHAnsi" w:hAnsiTheme="minorHAnsi"/>
+          <w:sz w:val="22"/>
+          <w:szCs w:val="22"/>
+        </w:rPr>
+        <w:t>του</w:t>
+      </w:r>
+      <w:r>
+        <w:rPr>
+          <w:rFonts w:asciiTheme="minorHAnsi" w:hAnsiTheme="minorHAnsi"/>
+          <w:sz w:val="22"/>
+          <w:szCs w:val="22"/>
+        </w:rPr>
+        <w:t>/</w:t>
+      </w:r>
+      <w:r>
+        <w:rPr>
+          <w:rFonts w:asciiTheme="minorHAnsi" w:hAnsiTheme="minorHAnsi"/>
+          <w:sz w:val="22"/>
+          <w:szCs w:val="22"/>
+        </w:rPr>
+        <w:t xml:space="preserve">της εκπαιδευτικού {{ </w:t>
+      </w:r>
+      <w:proofErr w:type="spellStart"/>
+      <w:r>
+        <w:rPr>
+          <w:rFonts w:asciiTheme="minorHAnsi" w:hAnsiTheme="minorHAnsi"/>
+          <w:sz w:val="22"/>
+          <w:szCs w:val="22"/>
+        </w:rPr>
+        <w:t>eponymo</w:t>
+      </w:r>
+      <w:proofErr w:type="spellEnd"/>
+      <w:r>
+        <w:rPr>
+          <w:rFonts w:asciiTheme="minorHAnsi" w:hAnsiTheme="minorHAnsi"/>
+          <w:sz w:val="22"/>
+          <w:szCs w:val="22"/>
+        </w:rPr>
+        <w:t xml:space="preserve"> }} </w:t>
+      </w:r>
+      <w:r>
+        <w:rPr>
+          <w:rFonts w:asciiTheme="minorHAnsi" w:hAnsiTheme="minorHAnsi"/>
+          <w:sz w:val="22"/>
+          <w:szCs w:val="22"/>
+        </w:rPr>
+        <w:t xml:space="preserve">{{ </w:t>
+      </w:r>
+      <w:proofErr w:type="spellStart"/>
+      <w:r>
+        <w:rPr>
+          <w:rFonts w:asciiTheme="minorHAnsi" w:hAnsiTheme="minorHAnsi"/>
+          <w:sz w:val="22"/>
+          <w:szCs w:val="22"/>
+        </w:rPr>
+        <w:t>onoma</w:t>
+      </w:r>
+      <w:proofErr w:type="spellEnd"/>
+      <w:r>
+        <w:rPr>
+          <w:rFonts w:asciiTheme="minorHAnsi" w:hAnsiTheme="minorHAnsi"/>
+          <w:sz w:val="22"/>
+          <w:szCs w:val="22"/>
+        </w:rPr>
+        <w:t xml:space="preserve"> }} </w:t>
+      </w:r>
+      <w:r>
+        <w:rPr>
+          <w:rFonts w:asciiTheme="minorHAnsi" w:hAnsiTheme="minorHAnsi"/>
+          <w:sz w:val="22"/>
+          <w:szCs w:val="22"/>
+        </w:rPr>
+        <w:t>με</w:t>
+      </w:r>
+      <w:r>
+        <w:rPr>
+          <w:rFonts w:asciiTheme="minorHAnsi" w:hAnsiTheme="minorHAnsi"/>
+          <w:sz w:val="22"/>
+          <w:szCs w:val="22"/>
+        </w:rPr>
+        <w:t xml:space="preserve"> </w:t>
+      </w:r>
+      <w:r>
+        <w:rPr>
+          <w:rFonts w:asciiTheme="minorHAnsi" w:hAnsiTheme="minorHAnsi"/>
+          <w:sz w:val="22"/>
+          <w:szCs w:val="22"/>
+        </w:rPr>
+        <w:t xml:space="preserve">ΑΜ </w:t>
+      </w:r>
+      <w:r>
+        <w:rPr>
+          <w:rFonts w:asciiTheme="minorHAnsi" w:hAnsiTheme="minorHAnsi"/>
+          <w:sz w:val="22"/>
+          <w:szCs w:val="22"/>
+        </w:rPr>
+        <w:t>{{</w:t>
+      </w:r>
+      <w:proofErr w:type="spellStart"/>
+      <w:r>
+        <w:rPr>
+          <w:rFonts w:asciiTheme="minorHAnsi" w:hAnsiTheme="minorHAnsi"/>
+          <w:sz w:val="22"/>
+          <w:szCs w:val="22"/>
+        </w:rPr>
+        <w:t>mitrwo</w:t>
+      </w:r>
+      <w:proofErr w:type="spellEnd"/>
+      <w:r>
+        <w:rPr>
+          <w:rFonts w:asciiTheme="minorHAnsi" w:hAnsiTheme="minorHAnsi"/>
+          <w:sz w:val="22"/>
+          <w:szCs w:val="22"/>
+        </w:rPr>
+        <w:t>}}</w:t>
+      </w:r>
+      <w:r>
+        <w:rPr>
+          <w:rFonts w:asciiTheme="minorHAnsi" w:hAnsiTheme="minorHAnsi"/>
+          <w:sz w:val="22"/>
+          <w:szCs w:val="22"/>
+        </w:rPr>
+        <w:t xml:space="preserve"> </w:t>
+      </w:r>
+      <w:r>
+        <w:rPr>
+          <w:rFonts w:asciiTheme="minorHAnsi" w:hAnsiTheme="minorHAnsi"/>
+          <w:sz w:val="22"/>
+          <w:szCs w:val="22"/>
+        </w:rPr>
+        <w:t xml:space="preserve">κλάδου </w:t>
+      </w:r>
+      <w:r>
+        <w:rPr>
+          <w:rFonts w:asciiTheme="minorHAnsi" w:hAnsiTheme="minorHAnsi"/>
+          <w:sz w:val="22"/>
+          <w:szCs w:val="22"/>
+        </w:rPr>
+        <w:t xml:space="preserve">{{ </w:t>
+      </w:r>
+      <w:proofErr w:type="spellStart"/>
+      <w:r>
+        <w:rPr>
+          <w:rFonts w:asciiTheme="minorHAnsi" w:hAnsiTheme="minorHAnsi"/>
+          <w:sz w:val="22"/>
+          <w:szCs w:val="22"/>
+        </w:rPr>
+        <w:t>klados</w:t>
+      </w:r>
+      <w:proofErr w:type="spellEnd"/>
+      <w:r>
+        <w:rPr>
+          <w:rFonts w:asciiTheme="minorHAnsi" w:hAnsiTheme="minorHAnsi"/>
+          <w:sz w:val="22"/>
+          <w:szCs w:val="22"/>
+        </w:rPr>
+        <w:t xml:space="preserve"> }}</w:t>
       </w:r>
       <w:r>
         <w:rPr>
@@ -1110,7 +1450,65 @@
           <w:sz w:val="22"/>
           <w:szCs w:val="22"/>
         </w:rPr>
-        <w:t xml:space="preserve">ειδικής άδειας ( πένθους ) 3 ημερών  </w:t>
+        <w:t>ειδικής άδειας ( πένθους )</w:t>
+      </w:r>
+      <w:r>
+        <w:rPr>
+          <w:rFonts w:asciiTheme="minorHAnsi" w:hAnsiTheme="minorHAnsi"/>
+          <w:sz w:val="22"/>
+          <w:szCs w:val="22"/>
+        </w:rPr>
+        <w:t xml:space="preserve"> </w:t>
+      </w:r>
+      <w:r>
+        <w:rPr>
+          <w:rFonts w:asciiTheme="minorHAnsi" w:hAnsiTheme="minorHAnsi"/>
+          <w:sz w:val="22"/>
+          <w:szCs w:val="22"/>
+        </w:rPr>
+        <w:t xml:space="preserve">{{ </w:t>
+      </w:r>
+      <w:proofErr w:type="spellStart"/>
+      <w:r>
+        <w:rPr>
+          <w:rFonts w:asciiTheme="minorHAnsi" w:hAnsiTheme="minorHAnsi"/>
+          <w:sz w:val="22"/>
+          <w:szCs w:val="22"/>
+        </w:rPr>
+        <w:t>days</w:t>
+      </w:r>
+      <w:r>
+        <w:rPr>
+          <w:rFonts w:asciiTheme="minorHAnsi" w:hAnsiTheme="minorHAnsi"/>
+          <w:sz w:val="22"/>
+          <w:szCs w:val="22"/>
+        </w:rPr>
+        <w:t>_</w:t>
+      </w:r>
+      <w:r>
+        <w:rPr>
+          <w:rFonts w:asciiTheme="minorHAnsi" w:hAnsiTheme="minorHAnsi"/>
+          <w:sz w:val="22"/>
+          <w:szCs w:val="22"/>
+        </w:rPr>
+        <w:t>lektiko</w:t>
+      </w:r>
+      <w:proofErr w:type="spellEnd"/>
+      <w:r>
+        <w:rPr>
+          <w:rFonts w:asciiTheme="minorHAnsi" w:hAnsiTheme="minorHAnsi"/>
+          <w:sz w:val="22"/>
+          <w:szCs w:val="22"/>
+        </w:rPr>
+        <w:t xml:space="preserve"> </w:t>
+      </w:r>
+      <w:r>
+        <w:rPr>
+          <w:rFonts w:asciiTheme="minorHAnsi" w:hAnsiTheme="minorHAnsi"/>
+          <w:sz w:val="22"/>
+          <w:szCs w:val="22"/>
+        </w:rPr>
+        <w:t xml:space="preserve">}} </w:t>
       </w:r>
       <w:r>
         <w:rPr>
@@ -1238,7 +1636,188 @@
           <w:sz w:val="22"/>
           <w:szCs w:val="22"/>
         </w:rPr>
-        <w:t xml:space="preserve">                </w:t>
+        <w:t xml:space="preserve">Χορηγούμε στον/στην εκπαιδευτικό κ. </w:t>
+      </w:r>
+      <w:r>
+        <w:rPr>
+          <w:rFonts w:asciiTheme="minorHAnsi" w:hAnsiTheme="minorHAnsi"/>
+          <w:sz w:val="22"/>
+          <w:szCs w:val="22"/>
+        </w:rPr>
+        <w:t>{{</w:t>
+      </w:r>
+      <w:r>
+        <w:rPr>
+          <w:rFonts w:asciiTheme="minorHAnsi" w:hAnsiTheme="minorHAnsi"/>
+          <w:sz w:val="22"/>
+          <w:szCs w:val="22"/>
+        </w:rPr>
+        <w:t xml:space="preserve"> </w:t>
+      </w:r>
+      <w:proofErr w:type="spellStart"/>
+      <w:r>
+        <w:rPr>
+          <w:rFonts w:asciiTheme="minorHAnsi" w:hAnsiTheme="minorHAnsi"/>
+          <w:sz w:val="22"/>
+          <w:szCs w:val="22"/>
+          <w:lang w:val="en-US"/>
+        </w:rPr>
+        <w:t>eponymo</w:t>
+      </w:r>
+      <w:proofErr w:type="spellEnd"/>
+      <w:r>
+        <w:rPr>
+          <w:rFonts w:asciiTheme="minorHAnsi" w:hAnsiTheme="minorHAnsi"/>
+          <w:sz w:val="22"/>
+          <w:szCs w:val="22"/>
+        </w:rPr>
+        <w:t xml:space="preserve"> </w:t>
+      </w:r>
+      <w:r>
+        <w:rPr>
+          <w:rFonts w:asciiTheme="minorHAnsi" w:hAnsiTheme="minorHAnsi"/>
+          <w:sz w:val="22"/>
+          <w:szCs w:val="22"/>
+        </w:rPr>
+        <w:t>}}</w:t>
+      </w:r>
+      <w:r>
+        <w:rPr>
+          <w:rFonts w:asciiTheme="minorHAnsi" w:hAnsiTheme="minorHAnsi"/>
+          <w:sz w:val="22"/>
+          <w:szCs w:val="22"/>
+        </w:rPr>
+        <w:t xml:space="preserve"> {{</w:t>
+      </w:r>
+      <w:proofErr w:type="spellStart"/>
+      <w:r>
+        <w:rPr>
+          <w:rFonts w:asciiTheme="minorHAnsi" w:hAnsiTheme="minorHAnsi"/>
+          <w:sz w:val="22"/>
+          <w:szCs w:val="22"/>
+          <w:lang w:val="en-US"/>
+        </w:rPr>
+        <w:t>onoma</w:t>
+      </w:r>
+      <w:proofErr w:type="spellEnd"/>
+      <w:r>
+        <w:rPr>
+          <w:rFonts w:asciiTheme="minorHAnsi" w:hAnsiTheme="minorHAnsi"/>
+          <w:sz w:val="22"/>
+          <w:szCs w:val="22"/>
+        </w:rPr>
+        <w:t>}}</w:t>
+      </w:r>
+      <w:r>
+        <w:rPr>
+          <w:rFonts w:asciiTheme="minorHAnsi" w:hAnsiTheme="minorHAnsi"/>
+          <w:sz w:val="22"/>
+          <w:szCs w:val="22"/>
+        </w:rPr>
+        <w:t xml:space="preserve">, </w:t>
+      </w:r>
+      <w:r>
+        <w:rPr>
+          <w:rFonts w:asciiTheme="minorHAnsi" w:hAnsiTheme="minorHAnsi"/>
+          <w:sz w:val="22"/>
+          <w:szCs w:val="22"/>
+        </w:rPr>
+        <w:t>με</w:t>
+      </w:r>
+      <w:r>
+        <w:rPr>
+          <w:rFonts w:asciiTheme="minorHAnsi" w:hAnsiTheme="minorHAnsi"/>
+          <w:sz w:val="22"/>
+          <w:szCs w:val="22"/>
+        </w:rPr>
+        <w:t xml:space="preserve"> ΑΜ : </w:t>
+      </w:r>
+      <w:r>
+        <w:rPr>
+          <w:rFonts w:asciiTheme="minorHAnsi" w:hAnsiTheme="minorHAnsi"/>
+          <w:sz w:val="22"/>
+          <w:szCs w:val="22"/>
+        </w:rPr>
+        <w:t>{{</w:t>
+      </w:r>
+      <w:proofErr w:type="spellStart"/>
+      <w:r>
+        <w:rPr>
+          <w:rFonts w:asciiTheme="minorHAnsi" w:hAnsiTheme="minorHAnsi"/>
+          <w:sz w:val="22"/>
+          <w:szCs w:val="22"/>
+          <w:lang w:val="en-US"/>
+        </w:rPr>
+        <w:t>mitrwo</w:t>
+      </w:r>
+      <w:proofErr w:type="spellEnd"/>
+      <w:r>
+        <w:rPr>
+          <w:rFonts w:asciiTheme="minorHAnsi" w:hAnsiTheme="minorHAnsi"/>
+          <w:sz w:val="22"/>
+          <w:szCs w:val="22"/>
+        </w:rPr>
+        <w:t>}}</w:t>
+      </w:r>
+      <w:r>
+        <w:rPr>
+          <w:rFonts w:asciiTheme="minorHAnsi" w:hAnsiTheme="minorHAnsi"/>
+          <w:sz w:val="22"/>
+          <w:szCs w:val="22"/>
+        </w:rPr>
+        <w:t xml:space="preserve">, κλάδου </w:t>
+      </w:r>
+      <w:r>
+        <w:rPr>
+          <w:rFonts w:asciiTheme="minorHAnsi" w:hAnsiTheme="minorHAnsi"/>
+          <w:sz w:val="22"/>
+          <w:szCs w:val="22"/>
+        </w:rPr>
+        <w:t xml:space="preserve">{{ </w:t>
+      </w:r>
+      <w:proofErr w:type="spellStart"/>
+      <w:r>
+        <w:rPr>
+          <w:rFonts w:asciiTheme="minorHAnsi" w:hAnsiTheme="minorHAnsi"/>
+          <w:sz w:val="22"/>
+          <w:szCs w:val="22"/>
+          <w:lang w:val="en-US"/>
+        </w:rPr>
+        <w:t>klados</w:t>
+      </w:r>
+      <w:proofErr w:type="spellEnd"/>
+      <w:r>
+        <w:rPr>
+          <w:rFonts w:asciiTheme="minorHAnsi" w:hAnsiTheme="minorHAnsi"/>
+          <w:sz w:val="22"/>
+          <w:szCs w:val="22"/>
+        </w:rPr>
+        <w:t xml:space="preserve"> }}</w:t>
+      </w:r>
+      <w:r>
+        <w:rPr>
+          <w:rFonts w:asciiTheme="minorHAnsi" w:hAnsiTheme="minorHAnsi"/>
+          <w:sz w:val="22"/>
+          <w:szCs w:val="22"/>
+        </w:rPr>
+        <w:t>, του 3</w:t>
+      </w:r>
+      <w:r>
+        <w:rPr>
+          <w:rFonts w:asciiTheme="minorHAnsi" w:hAnsiTheme="minorHAnsi"/>
+          <w:sz w:val="22"/>
+          <w:szCs w:val="22"/>
+          <w:vertAlign w:val="superscript"/>
+        </w:rPr>
+        <w:t>ου</w:t>
+      </w:r>
+      <w:r>
+        <w:rPr>
+          <w:rFonts w:asciiTheme="minorHAnsi" w:hAnsiTheme="minorHAnsi"/>
+          <w:sz w:val="22"/>
+          <w:szCs w:val="22"/>
+        </w:rPr>
+        <w:t xml:space="preserve"> ΓΕΛ Άργους, </w:t>
       </w:r>
       <w:r>
         <w:rPr>
@@ -1247,7 +1826,163 @@
           <w:sz w:val="22"/>
           <w:szCs w:val="22"/>
         </w:rPr>
-        <w:t xml:space="preserve">Χορηγούμε ……………………………………………………………..  , ……………………..  του κλάδου ΠΕ- …………………………………………………………… , ειδική  άδεια ( πένθους ) τριών (3) ημερών  με αποδοχές, από την ………………………………..  λόγω θανάτου συγγενή ……….΄ βαθμού  .  </w:t>
+        <w:t xml:space="preserve">ειδική  άδεια ( πένθους ) </w:t>
+      </w:r>
+      <w:r>
+        <w:rPr>
+          <w:rFonts w:asciiTheme="minorHAnsi" w:hAnsiTheme="minorHAnsi"/>
+          <w:sz w:val="22"/>
+          <w:szCs w:val="22"/>
+        </w:rPr>
+        <w:t>{{</w:t>
+      </w:r>
+      <w:r>
+        <w:rPr>
+          <w:rFonts w:asciiTheme="minorHAnsi" w:hAnsiTheme="minorHAnsi"/>
+          <w:sz w:val="22"/>
+          <w:szCs w:val="22"/>
+        </w:rPr>
+        <w:t xml:space="preserve"> </w:t>
+      </w:r>
+      <w:r>
+        <w:rPr>
+          <w:rFonts w:asciiTheme="minorHAnsi" w:hAnsiTheme="minorHAnsi"/>
+          <w:sz w:val="22"/>
+          <w:szCs w:val="22"/>
+          <w:lang w:val="en-US"/>
+        </w:rPr>
+        <w:t>days</w:t>
+      </w:r>
+      <w:r>
+        <w:rPr>
+          <w:rFonts w:asciiTheme="minorHAnsi" w:hAnsiTheme="minorHAnsi"/>
+          <w:sz w:val="22"/>
+          <w:szCs w:val="22"/>
+        </w:rPr>
+        <w:t>_</w:t>
+      </w:r>
+      <w:proofErr w:type="spellStart"/>
+      <w:r>
+        <w:rPr>
+          <w:rFonts w:asciiTheme="minorHAnsi" w:hAnsiTheme="minorHAnsi"/>
+          <w:sz w:val="22"/>
+          <w:szCs w:val="22"/>
+          <w:lang w:val="en-US"/>
+        </w:rPr>
+        <w:t>lektiko</w:t>
+      </w:r>
+      <w:proofErr w:type="spellEnd"/>
+      <w:r>
+        <w:rPr>
+          <w:rFonts w:asciiTheme="minorHAnsi" w:hAnsiTheme="minorHAnsi"/>
+          <w:sz w:val="22"/>
+          <w:szCs w:val="22"/>
+        </w:rPr>
+        <w:t xml:space="preserve"> </w:t>
+      </w:r>
+      <w:r>
+        <w:rPr>
+          <w:rFonts w:asciiTheme="minorHAnsi" w:hAnsiTheme="minorHAnsi"/>
+          <w:sz w:val="22"/>
+          <w:szCs w:val="22"/>
+        </w:rPr>
+        <w:t>}}</w:t>
+      </w:r>
+      <w:r>
+        <w:rPr>
+          <w:rFonts w:asciiTheme="minorHAnsi" w:hAnsiTheme="minorHAnsi"/>
+          <w:sz w:val="22"/>
+          <w:szCs w:val="22"/>
+        </w:rPr>
+        <w:t xml:space="preserve"> </w:t>
+      </w:r>
+      <w:r>
+        <w:rPr>
+          <w:rFonts w:asciiTheme="minorHAnsi" w:hAnsiTheme="minorHAnsi"/>
+          <w:sz w:val="22"/>
+          <w:szCs w:val="22"/>
+        </w:rPr>
+        <w:t xml:space="preserve">με αποδοχές, από τις </w:t>
+      </w:r>
+      <w:r>
+        <w:rPr>
+          <w:rFonts w:asciiTheme="minorHAnsi" w:hAnsiTheme="minorHAnsi"/>
+          <w:sz w:val="22"/>
+          <w:szCs w:val="22"/>
+        </w:rPr>
+        <w:t xml:space="preserve">{{ </w:t>
+      </w:r>
+      <w:proofErr w:type="spellStart"/>
+      <w:r>
+        <w:rPr>
+          <w:rFonts w:asciiTheme="minorHAnsi" w:hAnsiTheme="minorHAnsi"/>
+          <w:sz w:val="22"/>
+          <w:szCs w:val="22"/>
+          <w:lang w:val="en-US"/>
+        </w:rPr>
+        <w:t>arxh</w:t>
+      </w:r>
+      <w:proofErr w:type="spellEnd"/>
+      <w:r>
+        <w:rPr>
+          <w:rFonts w:asciiTheme="minorHAnsi" w:hAnsiTheme="minorHAnsi"/>
+          <w:sz w:val="22"/>
+          <w:szCs w:val="22"/>
+        </w:rPr>
+        <w:t xml:space="preserve"> }} έως και τις {{ </w:t>
+      </w:r>
+      <w:proofErr w:type="spellStart"/>
+      <w:r>
+        <w:rPr>
+          <w:rFonts w:asciiTheme="minorHAnsi" w:hAnsiTheme="minorHAnsi"/>
+          <w:sz w:val="22"/>
+          <w:szCs w:val="22"/>
+          <w:lang w:val="en-US"/>
+        </w:rPr>
+        <w:t>telos</w:t>
+      </w:r>
+      <w:proofErr w:type="spellEnd"/>
+      <w:r>
+        <w:rPr>
+          <w:rFonts w:asciiTheme="minorHAnsi" w:hAnsiTheme="minorHAnsi"/>
+          <w:sz w:val="22"/>
+          <w:szCs w:val="22"/>
+        </w:rPr>
+        <w:t xml:space="preserve"> }}</w:t>
+      </w:r>
+      <w:r>
+        <w:rPr>
+          <w:rFonts w:asciiTheme="minorHAnsi" w:hAnsiTheme="minorHAnsi"/>
+          <w:sz w:val="22"/>
+          <w:szCs w:val="22"/>
+        </w:rPr>
+        <w:t>,</w:t>
+      </w:r>
+      <w:r>
+        <w:rPr>
+          <w:rFonts w:asciiTheme="minorHAnsi" w:hAnsiTheme="minorHAnsi"/>
+          <w:sz w:val="22"/>
+          <w:szCs w:val="22"/>
+        </w:rPr>
+        <w:t xml:space="preserve"> </w:t>
+      </w:r>
+      <w:r>
+        <w:rPr>
+          <w:rFonts w:asciiTheme="minorHAnsi" w:hAnsiTheme="minorHAnsi"/>
+          <w:b w:val="0"/>
+          <w:sz w:val="22"/>
+          <w:szCs w:val="22"/>
+        </w:rPr>
+        <w:t>λόγω θανάτου συγγενή ……….΄ βαθμού</w:t>
+      </w:r>
+      <w:r>
+        <w:rPr>
+          <w:rFonts w:asciiTheme="minorHAnsi" w:hAnsiTheme="minorHAnsi"/>
+          <w:b w:val="0"/>
+          <w:sz w:val="22"/>
+          <w:szCs w:val="22"/>
+        </w:rPr>
+        <w:t>.</w:t>
       </w:r>
     </w:p>
     <w:tbl>
@@ -1281,7 +2016,7 @@
                 <w:szCs w:val="24"/>
               </w:rPr>
               <w:pict>
-                <v:shape id="Πλαίσιο κειμένου 3" o:spid="_x0000_s1027" type="#_x0000_t202" style="position:absolute;margin-left:6.45pt;margin-top:82.8pt;width:194.7pt;height:74.35pt;z-index:251658240;visibility:visible;mso-width-percent:400;mso-height-percent:200;mso-width-percent:400;mso-height-percent:200;mso-width-relative:margin;mso-height-relative:margin" o:gfxdata="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" stroked="f">
+                <v:shape id="Πλαίσιο κειμένου 3" o:spid="_x0000_s1027" type="#_x0000_t202" style="position:absolute;margin-left:6.45pt;margin-top:57.6pt;width:195.35pt;height:74.35pt;z-index:251658240;visibility:visible;mso-width-percent:400;mso-height-percent:200;mso-width-percent:400;mso-height-percent:200;mso-width-relative:margin;mso-height-relative:margin" o:gfxdata="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" stroked="f">
                   <v:textbox style="mso-fit-shape-to-text:t">
                     <w:txbxContent>
                       <w:p>
@@ -1409,29 +2144,25 @@
             <w:r>
               <w:rPr>
                 <w:rFonts w:ascii="Calibri" w:hAnsi="Calibri"/>
-                <w:b/>
                 <w:noProof/>
                 <w:sz w:val="24"/>
                 <w:szCs w:val="24"/>
-                <w:lang w:eastAsia="en-US"/>
               </w:rPr>
               <w:pict>
-                <v:shape id="_x0000_s1029" type="#_x0000_t202" style="position:absolute;left:0;text-align:left;margin-left:28.4pt;margin-top:2.35pt;width:194.5pt;height:88.45pt;z-index:251660288;mso-width-percent:400;mso-height-percent:200;mso-position-horizontal-relative:text;mso-position-vertical-relative:text;mso-width-percent:400;mso-height-percent:200;mso-width-relative:margin;mso-height-relative:margin" stroked="f">
+                <v:shape id="_x0000_s1035" type="#_x0000_t202" style="position:absolute;left:0;text-align:left;margin-left:47.25pt;margin-top:12.9pt;width:195.3pt;height:65.8pt;z-index:251666432;visibility:visible;mso-width-percent:400;mso-height-percent:200;mso-position-horizontal-relative:text;mso-position-vertical-relative:text;mso-width-percent:400;mso-height-percent:200;mso-width-relative:margin;mso-height-relative:margin" o:gfxdata="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" stroked="f">
                   <v:textbox style="mso-fit-shape-to-text:t">
                     <w:txbxContent>
                       <w:p>
                         <w:pPr>
                           <w:jc w:val="center"/>
                           <w:rPr>
-                            <w:rFonts w:asciiTheme="minorHAnsi" w:hAnsiTheme="minorHAnsi" w:cstheme="minorHAnsi"/>
-                            <w:b/>
+                            <w:rFonts w:ascii="Calibri" w:hAnsi="Calibri" w:cs="Calibri"/>
                             <w:sz w:val="24"/>
                           </w:rPr>
                         </w:pPr>
                         <w:r>
                           <w:rPr>
-                            <w:rFonts w:asciiTheme="minorHAnsi" w:hAnsiTheme="minorHAnsi" w:cstheme="minorHAnsi"/>
-                            <w:b/>
+                            <w:rFonts w:ascii="Calibri" w:hAnsi="Calibri" w:cs="Calibri"/>
                             <w:sz w:val="24"/>
                           </w:rPr>
                           <w:t>Ο Διευθυντής</w:t>
@@ -1441,8 +2172,7 @@
                         <w:pPr>
                           <w:jc w:val="center"/>
                           <w:rPr>
-                            <w:rFonts w:asciiTheme="minorHAnsi" w:hAnsiTheme="minorHAnsi" w:cstheme="minorHAnsi"/>
-                            <w:b/>
+                            <w:rFonts w:ascii="Calibri" w:hAnsi="Calibri" w:cs="Calibri"/>
                             <w:sz w:val="24"/>
                           </w:rPr>
                         </w:pPr>
@@ -1451,38 +2181,32 @@
                         <w:pPr>
                           <w:jc w:val="center"/>
                           <w:rPr>
-                            <w:rFonts w:asciiTheme="minorHAnsi" w:hAnsiTheme="minorHAnsi" w:cstheme="minorHAnsi"/>
-                            <w:b/>
+                            <w:rFonts w:ascii="Calibri" w:hAnsi="Calibri" w:cs="Calibri"/>
                             <w:sz w:val="24"/>
                           </w:rPr>
                         </w:pPr>
+                        <w:r>
+                          <w:rPr>
+                            <w:rFonts w:ascii="Calibri" w:hAnsi="Calibri" w:cs="Calibri"/>
+                            <w:sz w:val="24"/>
+                          </w:rPr>
+                          <w:t>Παντελεήμων Ρουμελιώτης</w:t>
+                        </w:r>
                       </w:p>
                       <w:p>
                         <w:pPr>
                           <w:jc w:val="center"/>
                           <w:rPr>
-                            <w:rFonts w:asciiTheme="minorHAnsi" w:hAnsiTheme="minorHAnsi" w:cstheme="minorHAnsi"/>
-                            <w:b/>
-                            <w:sz w:val="24"/>
-                          </w:rPr>
-                        </w:pPr>
-                      </w:p>
-                      <w:p>
-                        <w:pPr>
-                          <w:jc w:val="center"/>
-                          <w:rPr>
-                            <w:rFonts w:asciiTheme="minorHAnsi" w:hAnsiTheme="minorHAnsi" w:cstheme="minorHAnsi"/>
-                            <w:b/>
+                            <w:rFonts w:ascii="Calibri" w:hAnsi="Calibri" w:cs="Calibri"/>
                             <w:sz w:val="24"/>
                           </w:rPr>
                         </w:pPr>
                         <w:r>
                           <w:rPr>
-                            <w:rFonts w:asciiTheme="minorHAnsi" w:hAnsiTheme="minorHAnsi" w:cstheme="minorHAnsi"/>
-                            <w:b/>
+                            <w:rFonts w:ascii="Calibri" w:hAnsi="Calibri" w:cs="Calibri"/>
                             <w:sz w:val="24"/>
                           </w:rPr>
-                          <w:t>Παντελεήμων Ρουμελιώτης</w:t>
+                          <w:t>Πληροφορικός</w:t>
                         </w:r>
                       </w:p>
                     </w:txbxContent>
@@ -4088,7 +4812,7 @@
 </file>
 
 <file path=customXml/itemProps1.xml><?xml version="1.0" encoding="utf-8"?>
-<ds:datastoreItem xmlns:ds="http://schemas.openxmlformats.org/officeDocument/2006/customXml" ds:itemID="{ACC8575B-43EB-422F-A974-2DE7FC5EF173}">
+<ds:datastoreItem xmlns:ds="http://schemas.openxmlformats.org/officeDocument/2006/customXml" ds:itemID="{247BCE23-32CD-46BD-821F-7D2E042244E7}">
   <ds:schemaRefs>
     <ds:schemaRef ds:uri="http://schemas.openxmlformats.org/officeDocument/2006/bibliography"/>
   </ds:schemaRefs>
